--- a/dossier-conformite-2026/livrables/03_Parcours_stagiaire/ATT-09_Attestations_et_certificat.docx
+++ b/dossier-conformite-2026/livrables/03_Parcours_stagiaire/ATT-09_Attestations_et_certificat.docx
@@ -16,7 +16,7 @@
       <w:r>
         <w:rPr>
           <w:b/>
-          <w:color w:val="C9A94D"/>
+          <w:color w:val="8A6D1F"/>
           <w:sz w:val="28"/>
         </w:rPr>
         <w:t>Entrée • Assiduité • Fin de formation • Réalisation</w:t>
@@ -85,21 +85,23 @@
       <w:tblPr>
         <w:tblStyle w:val="TableGrid"/>
         <w:tblW w:type="auto" w:w="0"/>
+        <w:tblLayout w:type="fixed"/>
         <w:tblLook w:firstColumn="1" w:firstRow="1" w:lastColumn="0" w:lastRow="0" w:noHBand="0" w:noVBand="1" w:val="04A0"/>
       </w:tblPr>
       <w:tblGrid>
-        <w:gridCol w:w="9638"/>
+        <w:gridCol w:w="9639"/>
       </w:tblGrid>
       <w:tr>
         <w:tc>
           <w:tcPr>
             <w:tcW w:type="dxa" w:w="9638"/>
-            <w:shd w:val="clear" w:color="auto" w:fill="F2F2F2"/>
+            <w:shd w:val="clear" w:color="auto" w:fill="E8EEF7"/>
           </w:tcPr>
           <w:p>
             <w:r>
               <w:rPr>
                 <w:b/>
+                <w:color w:val="1B3A6B"/>
                 <w:sz w:val="22"/>
               </w:rPr>
               <w:t>Le directeur</w:t>
@@ -108,6 +110,9 @@
         </w:tc>
       </w:tr>
       <w:tr>
+        <w:trPr>
+          <w:cantSplit w:val="true"/>
+        </w:trPr>
         <w:tc>
           <w:tcPr>
             <w:tcW w:type="dxa" w:w="9638"/>
@@ -136,7 +141,7 @@
         <w:pStyle w:val="Heading2"/>
       </w:pPr>
       <w:r>
-        <w:t>B. Attestation d'assiduité (période du ____ au ____)</w:t>
+        <w:t>B. Attestation mensuelle de présence (mois de ____________)</w:t>
       </w:r>
     </w:p>
     <w:p>
@@ -151,21 +156,23 @@
       <w:tblPr>
         <w:tblStyle w:val="TableGrid"/>
         <w:tblW w:type="auto" w:w="0"/>
+        <w:tblLayout w:type="fixed"/>
         <w:tblLook w:firstColumn="1" w:firstRow="1" w:lastColumn="0" w:lastRow="0" w:noHBand="0" w:noVBand="1" w:val="04A0"/>
       </w:tblPr>
       <w:tblGrid>
-        <w:gridCol w:w="9638"/>
+        <w:gridCol w:w="9639"/>
       </w:tblGrid>
       <w:tr>
         <w:tc>
           <w:tcPr>
             <w:tcW w:type="dxa" w:w="9638"/>
-            <w:shd w:val="clear" w:color="auto" w:fill="F2F2F2"/>
+            <w:shd w:val="clear" w:color="auto" w:fill="E8EEF7"/>
           </w:tcPr>
           <w:p>
             <w:r>
               <w:rPr>
                 <w:b/>
+                <w:color w:val="1B3A6B"/>
                 <w:sz w:val="22"/>
               </w:rPr>
               <w:t>Le directeur</w:t>
@@ -174,6 +181,9 @@
         </w:tc>
       </w:tr>
       <w:tr>
+        <w:trPr>
+          <w:cantSplit w:val="true"/>
+        </w:trPr>
         <w:tc>
           <w:tcPr>
             <w:tcW w:type="dxa" w:w="9638"/>
@@ -328,6 +338,9 @@
         </w:tc>
       </w:tr>
       <w:tr>
+        <w:trPr>
+          <w:cantSplit w:val="true"/>
+        </w:trPr>
         <w:tc>
           <w:tcPr>
             <w:tcW w:type="dxa" w:w="3402"/>
@@ -361,10 +374,13 @@
         </w:tc>
       </w:tr>
       <w:tr>
+        <w:trPr>
+          <w:cantSplit w:val="true"/>
+        </w:trPr>
         <w:tc>
           <w:tcPr>
             <w:tcW w:type="dxa" w:w="3402"/>
-            <w:shd w:val="clear" w:color="auto" w:fill="F2F2F2"/>
+            <w:shd w:val="clear" w:color="auto" w:fill="E8EEF7"/>
           </w:tcPr>
           <w:p>
             <w:r/>
@@ -380,7 +396,7 @@
         <w:tc>
           <w:tcPr>
             <w:tcW w:type="dxa" w:w="3118"/>
-            <w:shd w:val="clear" w:color="auto" w:fill="F2F2F2"/>
+            <w:shd w:val="clear" w:color="auto" w:fill="E8EEF7"/>
           </w:tcPr>
           <w:p>
             <w:r/>
@@ -389,7 +405,7 @@
         <w:tc>
           <w:tcPr>
             <w:tcW w:type="dxa" w:w="3118"/>
-            <w:shd w:val="clear" w:color="auto" w:fill="F2F2F2"/>
+            <w:shd w:val="clear" w:color="auto" w:fill="E8EEF7"/>
           </w:tcPr>
           <w:p>
             <w:r/>
@@ -397,6 +413,9 @@
         </w:tc>
       </w:tr>
       <w:tr>
+        <w:trPr>
+          <w:cantSplit w:val="true"/>
+        </w:trPr>
         <w:tc>
           <w:tcPr>
             <w:tcW w:type="dxa" w:w="3402"/>
@@ -435,6 +454,7 @@
       <w:tblPr>
         <w:tblStyle w:val="TableGrid"/>
         <w:tblW w:type="auto" w:w="0"/>
+        <w:tblLayout w:type="fixed"/>
         <w:tblLook w:firstColumn="1" w:firstRow="1" w:lastColumn="0" w:lastRow="0" w:noHBand="0" w:noVBand="1" w:val="04A0"/>
       </w:tblPr>
       <w:tblGrid>
@@ -445,12 +465,13 @@
         <w:tc>
           <w:tcPr>
             <w:tcW w:type="dxa" w:w="4819"/>
-            <w:shd w:val="clear" w:color="auto" w:fill="F2F2F2"/>
+            <w:shd w:val="clear" w:color="auto" w:fill="E8EEF7"/>
           </w:tcPr>
           <w:p>
             <w:r>
               <w:rPr>
                 <w:b/>
+                <w:color w:val="1B3A6B"/>
                 <w:sz w:val="22"/>
               </w:rPr>
               <w:t>Le directeur</w:t>
@@ -460,12 +481,13 @@
         <w:tc>
           <w:tcPr>
             <w:tcW w:type="dxa" w:w="4819"/>
-            <w:shd w:val="clear" w:color="auto" w:fill="F2F2F2"/>
+            <w:shd w:val="clear" w:color="auto" w:fill="E8EEF7"/>
           </w:tcPr>
           <w:p>
             <w:r>
               <w:rPr>
                 <w:b/>
+                <w:color w:val="1B3A6B"/>
                 <w:sz w:val="22"/>
               </w:rPr>
               <w:t>Le stagiaire</w:t>
@@ -474,6 +496,9 @@
         </w:tc>
       </w:tr>
       <w:tr>
+        <w:trPr>
+          <w:cantSplit w:val="true"/>
+        </w:trPr>
         <w:tc>
           <w:tcPr>
             <w:tcW w:type="dxa" w:w="4819"/>
@@ -534,8 +559,9 @@
       </w:r>
       <w:r>
         <w:rPr>
-          <w:b w:val="0"/>
-          <w:highlight w:val="yellow"/>
+          <w:b/>
+          <w:i/>
+          <w:color w:val="8A6D1F"/>
         </w:rPr>
         <w:t>[À VÉRIFIER : utiliser le modèle officiel publié par le ministère du Travail]</w:t>
       </w:r>
@@ -558,15 +584,19 @@
         <w:gridCol w:w="5953"/>
       </w:tblGrid>
       <w:tr>
+        <w:trPr>
+          <w:cantSplit w:val="true"/>
+        </w:trPr>
         <w:tc>
           <w:tcPr>
             <w:tcW w:type="dxa" w:w="3685"/>
-            <w:shd w:val="clear" w:color="auto" w:fill="F2F2F2"/>
+            <w:shd w:val="clear" w:color="auto" w:fill="E8EEF7"/>
           </w:tcPr>
           <w:p>
             <w:r>
               <w:rPr>
                 <w:b/>
+                <w:color w:val="1B3A6B"/>
                 <w:sz w:val="22"/>
               </w:rPr>
               <w:t>Organisme (raison sociale, NDA)</w:t>
@@ -581,15 +611,19 @@
         </w:tc>
       </w:tr>
       <w:tr>
+        <w:trPr>
+          <w:cantSplit w:val="true"/>
+        </w:trPr>
         <w:tc>
           <w:tcPr>
             <w:tcW w:type="dxa" w:w="3685"/>
-            <w:shd w:val="clear" w:color="auto" w:fill="F2F2F2"/>
+            <w:shd w:val="clear" w:color="auto" w:fill="E8EEF7"/>
           </w:tcPr>
           <w:p>
             <w:r>
               <w:rPr>
                 <w:b/>
+                <w:color w:val="1B3A6B"/>
                 <w:sz w:val="22"/>
               </w:rPr>
               <w:t>Bénéficiaire</w:t>
@@ -604,15 +638,19 @@
         </w:tc>
       </w:tr>
       <w:tr>
+        <w:trPr>
+          <w:cantSplit w:val="true"/>
+        </w:trPr>
         <w:tc>
           <w:tcPr>
             <w:tcW w:type="dxa" w:w="3685"/>
-            <w:shd w:val="clear" w:color="auto" w:fill="F2F2F2"/>
+            <w:shd w:val="clear" w:color="auto" w:fill="E8EEF7"/>
           </w:tcPr>
           <w:p>
             <w:r>
               <w:rPr>
                 <w:b/>
+                <w:color w:val="1B3A6B"/>
                 <w:sz w:val="22"/>
               </w:rPr>
               <w:t>Intitulé de l'action</w:t>
@@ -627,15 +665,19 @@
         </w:tc>
       </w:tr>
       <w:tr>
+        <w:trPr>
+          <w:cantSplit w:val="true"/>
+        </w:trPr>
         <w:tc>
           <w:tcPr>
             <w:tcW w:type="dxa" w:w="3685"/>
-            <w:shd w:val="clear" w:color="auto" w:fill="F2F2F2"/>
+            <w:shd w:val="clear" w:color="auto" w:fill="E8EEF7"/>
           </w:tcPr>
           <w:p>
             <w:r>
               <w:rPr>
                 <w:b/>
+                <w:color w:val="1B3A6B"/>
                 <w:sz w:val="22"/>
               </w:rPr>
               <w:t>Nature de l'action (L.6313-1)</w:t>
@@ -650,15 +692,19 @@
         </w:tc>
       </w:tr>
       <w:tr>
+        <w:trPr>
+          <w:cantSplit w:val="true"/>
+        </w:trPr>
         <w:tc>
           <w:tcPr>
             <w:tcW w:type="dxa" w:w="3685"/>
-            <w:shd w:val="clear" w:color="auto" w:fill="F2F2F2"/>
+            <w:shd w:val="clear" w:color="auto" w:fill="E8EEF7"/>
           </w:tcPr>
           <w:p>
             <w:r>
               <w:rPr>
                 <w:b/>
+                <w:color w:val="1B3A6B"/>
                 <w:sz w:val="22"/>
               </w:rPr>
               <w:t>Dates de réalisation</w:t>
@@ -673,15 +719,19 @@
         </w:tc>
       </w:tr>
       <w:tr>
+        <w:trPr>
+          <w:cantSplit w:val="true"/>
+        </w:trPr>
         <w:tc>
           <w:tcPr>
             <w:tcW w:type="dxa" w:w="3685"/>
-            <w:shd w:val="clear" w:color="auto" w:fill="F2F2F2"/>
+            <w:shd w:val="clear" w:color="auto" w:fill="E8EEF7"/>
           </w:tcPr>
           <w:p>
             <w:r>
               <w:rPr>
                 <w:b/>
+                <w:color w:val="1B3A6B"/>
                 <w:sz w:val="22"/>
               </w:rPr>
               <w:t>Durée réalisée (heures)</w:t>
@@ -696,15 +746,19 @@
         </w:tc>
       </w:tr>
       <w:tr>
+        <w:trPr>
+          <w:cantSplit w:val="true"/>
+        </w:trPr>
         <w:tc>
           <w:tcPr>
             <w:tcW w:type="dxa" w:w="3685"/>
-            <w:shd w:val="clear" w:color="auto" w:fill="F2F2F2"/>
+            <w:shd w:val="clear" w:color="auto" w:fill="E8EEF7"/>
           </w:tcPr>
           <w:p>
             <w:r>
               <w:rPr>
                 <w:b/>
+                <w:color w:val="1B3A6B"/>
                 <w:sz w:val="22"/>
               </w:rPr>
               <w:t>Assiduité (heures réalisées / prévues)</w:t>
@@ -719,15 +773,19 @@
         </w:tc>
       </w:tr>
       <w:tr>
+        <w:trPr>
+          <w:cantSplit w:val="true"/>
+        </w:trPr>
         <w:tc>
           <w:tcPr>
             <w:tcW w:type="dxa" w:w="3685"/>
-            <w:shd w:val="clear" w:color="auto" w:fill="F2F2F2"/>
+            <w:shd w:val="clear" w:color="auto" w:fill="E8EEF7"/>
           </w:tcPr>
           <w:p>
             <w:r>
               <w:rPr>
                 <w:b/>
+                <w:color w:val="1B3A6B"/>
                 <w:sz w:val="22"/>
               </w:rPr>
               <w:t>Lieu et date, signature et cachet</w:t>
@@ -764,12 +822,14 @@
     </w:pPr>
     <w:r>
       <w:rPr>
+        <w:color w:val="1B3A6B"/>
         <w:sz w:val="18"/>
       </w:rPr>
-      <w:t xml:space="preserve">ATT-09  —  YEBA FORMATIONS — SIRET 814 622 262 00032 — Version 2026-10 — Page </w:t>
+      <w:t xml:space="preserve">ATT-09   |   YEBA FORMATIONS — SIRET 814 622 262 00032 — Version 2026-10   |   Page </w:t>
     </w:r>
     <w:r>
       <w:rPr>
+        <w:color w:val="1B3A6B"/>
         <w:sz w:val="18"/>
       </w:rPr>
       <w:fldChar w:fldCharType="begin"/>
@@ -789,7 +849,7 @@
     <w:r>
       <w:drawing>
         <wp:inline xmlns:a="http://schemas.openxmlformats.org/drawingml/2006/main" xmlns:pic="http://schemas.openxmlformats.org/drawingml/2006/picture">
-          <wp:extent cx="676510" cy="576000"/>
+          <wp:extent cx="634228" cy="540000"/>
           <wp:docPr id="1" name="Picture 1"/>
           <wp:cNvGraphicFramePr>
             <a:graphicFrameLocks noChangeAspect="1"/>
@@ -810,7 +870,7 @@
                 <pic:spPr>
                   <a:xfrm>
                     <a:off x="0" y="0"/>
-                    <a:ext cx="676510" cy="576000"/>
+                    <a:ext cx="634228" cy="540000"/>
                   </a:xfrm>
                   <a:prstGeom prst="rect"/>
                 </pic:spPr>
@@ -822,10 +882,11 @@
     </w:r>
     <w:r>
       <w:rPr>
+        <w:b/>
         <w:color w:val="1B3A6B"/>
         <w:sz w:val="18"/>
       </w:rPr>
-      <w:t xml:space="preserve">    YEBA FORMATIONS  |  NDA 04973676397  |  Qualiopi 25FOR02027.1</w:t>
+      <w:t xml:space="preserve">     YEBA FORMATIONS   |   NDA 04973676397   |   Qualiopi 25FOR02027.1</w:t>
     </w:r>
   </w:p>
 </w:hdr>
@@ -1312,8 +1373,8 @@
       <w:rFonts w:asciiTheme="majorHAnsi" w:eastAsiaTheme="majorEastAsia" w:hAnsiTheme="majorHAnsi" w:cstheme="majorBidi" w:ascii="Arial" w:hAnsi="Arial"/>
       <w:b/>
       <w:bCs/>
-      <w:color w:val="C9A94D"/>
-      <w:sz w:val="26"/>
+      <w:color w:val="8A6D1F"/>
+      <w:sz w:val="28"/>
     </w:rPr>
   </w:style>
   <w:style w:type="paragraph" w:styleId="Heading4">
@@ -1731,6 +1792,10 @@
       </w:numPr>
       <w:contextualSpacing/>
     </w:pPr>
+    <w:rPr>
+      <w:rFonts w:ascii="Arial" w:hAnsi="Arial"/>
+      <w:sz w:val="24"/>
+    </w:rPr>
   </w:style>
   <w:style w:type="paragraph" w:styleId="ListBullet2">
     <w:name w:val="List Bullet 2"/>
@@ -1770,6 +1835,10 @@
       </w:numPr>
       <w:contextualSpacing/>
     </w:pPr>
+    <w:rPr>
+      <w:rFonts w:ascii="Arial" w:hAnsi="Arial"/>
+      <w:sz w:val="24"/>
+    </w:rPr>
   </w:style>
   <w:style w:type="paragraph" w:styleId="ListNumber2">
     <w:name w:val="List Number 2"/>
